--- a/pr-preview/pr-27/chapters/unix.docx
+++ b/pr-preview/pr-27/chapters/unix.docx
@@ -15,7 +15,7 @@
         <w:pStyle w:val="Date"/>
       </w:pPr>
       <w:r>
-        <w:t xml:space="preserve">Last modified: 2026-10-14 01:35:48 (PDT)</w:t>
+        <w:t xml:space="preserve">Last modified: 2026-10-14 01:49:06 (PDT)</w:t>
       </w:r>
     </w:p>
     <w:p>

--- a/pr-preview/pr-27/chapters/unix.docx
+++ b/pr-preview/pr-27/chapters/unix.docx
@@ -15,7 +15,7 @@
         <w:pStyle w:val="Date"/>
       </w:pPr>
       <w:r>
-        <w:t xml:space="preserve">Last modified: 2026-10-14 01:49:06 (PDT)</w:t>
+        <w:t xml:space="preserve">Last modified: 2026-10-14 03:54:35 (PDT)</w:t>
       </w:r>
     </w:p>
     <w:p>
@@ -3759,7 +3759,7 @@
         <w:t xml:space="preserve"> </w:t>
       </w:r>
       <w:r>
-        <w:t xml:space="preserve">so most of the lab is already running it.</w:t>
+        <w:t xml:space="preserve">so many Mac users are already running it.</w:t>
       </w:r>
     </w:p>
     <w:p>
@@ -5196,7 +5196,7 @@
                     <w:jc w:val="center"/>
                   </w:pPr>
                   <w:r>
-                    <w:t xml:space="preserve">Completions for the GitHub CLI, which our workflow leans on heavily</w:t>
+                    <w:t xml:space="preserve">Completions for the GitHub CLI, which the workflows in this guide lean on heavily</w:t>
                   </w:r>
                 </w:p>
               </w:tc>
@@ -7432,7 +7432,7 @@
         <w:t xml:space="preserve"> </w:t>
       </w:r>
       <w:r>
-        <w:t xml:space="preserve">The points below are the lab’s priorities and additions.</w:t>
+        <w:t xml:space="preserve">The points below are our priorities and additions.</w:t>
       </w:r>
     </w:p>
     <w:bookmarkStart w:id="70" w:name="error-handling"/>
